--- a/Bases de Datos II/Kit docente/Clase 9/Guia aplicacion Parcial 2 - Clase 9.docx
+++ b/Bases de Datos II/Kit docente/Clase 9/Guia aplicacion Parcial 2 - Clase 9.docx
@@ -752,7 +752,7 @@
                 <w:color w:val="4A4A49"/>
                 <w:sz w:val="20"/>
               </w:rPr>
-              <w:t>diapositiva 3</w:t>
+              <w:t>diapositiva 2</w:t>
             </w:r>
             <w:r>
               <w:rPr>
@@ -836,7 +836,7 @@
                 <w:color w:val="4A4A49"/>
                 <w:sz w:val="20"/>
               </w:rPr>
-              <w:t>diapositiva 3</w:t>
+              <w:t>diapositiva 2</w:t>
             </w:r>
             <w:r>
               <w:rPr>
